--- a/IT475-Mid-Project Progress Report.docx
+++ b/IT475-Mid-Project Progress Report.docx
@@ -1314,11 +1314,9 @@
                                         </w:rPr>
                                         <w:t xml:space="preserve">Name: </w:t>
                                       </w:r>
-                                      <w:proofErr w:type="spellStart"/>
                                       <w:r>
                                         <w:t>RashedSalim</w:t>
                                       </w:r>
-                                      <w:proofErr w:type="spellEnd"/>
                                     </w:p>
                                   </w:tc>
                                   <w:tc>
@@ -1993,11 +1991,9 @@
                                   </w:rPr>
                                   <w:t xml:space="preserve">Name: </w:t>
                                 </w:r>
-                                <w:proofErr w:type="spellStart"/>
                                 <w:r>
                                   <w:t>RashedSalim</w:t>
                                 </w:r>
-                                <w:proofErr w:type="spellEnd"/>
                               </w:p>
                             </w:tc>
                             <w:tc>
@@ -3373,16 +3369,7 @@
                                 <w:sz w:val="18"/>
                                 <w:szCs w:val="14"/>
                               </w:rPr>
-                              <w:t>CLO</w:t>
-                            </w:r>
-                            <w:proofErr w:type="gramStart"/>
-                            <w:r>
-                              <w:rPr>
-                                <w:rStyle w:val="QuoteChar"/>
-                                <w:sz w:val="18"/>
-                                <w:szCs w:val="14"/>
-                              </w:rPr>
-                              <w:t>6:</w:t>
+                              <w:t>CLO6:</w:t>
                             </w:r>
                             <w:r>
                               <w:rPr>
@@ -3390,16 +3377,7 @@
                                 <w:sz w:val="18"/>
                                 <w:szCs w:val="14"/>
                               </w:rPr>
-                              <w:t>Explore</w:t>
-                            </w:r>
-                            <w:proofErr w:type="gramEnd"/>
-                            <w:r>
-                              <w:rPr>
-                                <w:rStyle w:val="QuoteChar"/>
-                                <w:sz w:val="18"/>
-                                <w:szCs w:val="14"/>
-                              </w:rPr>
-                              <w:t xml:space="preserve"> ethical issues related to developing intelligent based DSS.</w:t>
+                              <w:t>Explore ethical issues related to developing intelligent based DSS.</w:t>
                             </w:r>
                           </w:p>
                           <w:p/>
@@ -3555,16 +3533,7 @@
                           <w:sz w:val="18"/>
                           <w:szCs w:val="14"/>
                         </w:rPr>
-                        <w:t>CLO</w:t>
-                      </w:r>
-                      <w:proofErr w:type="gramStart"/>
-                      <w:r>
-                        <w:rPr>
-                          <w:rStyle w:val="QuoteChar"/>
-                          <w:sz w:val="18"/>
-                          <w:szCs w:val="14"/>
-                        </w:rPr>
-                        <w:t>6:</w:t>
+                        <w:t>CLO6:</w:t>
                       </w:r>
                       <w:r>
                         <w:rPr>
@@ -3572,16 +3541,7 @@
                           <w:sz w:val="18"/>
                           <w:szCs w:val="14"/>
                         </w:rPr>
-                        <w:t>Explore</w:t>
-                      </w:r>
-                      <w:proofErr w:type="gramEnd"/>
-                      <w:r>
-                        <w:rPr>
-                          <w:rStyle w:val="QuoteChar"/>
-                          <w:sz w:val="18"/>
-                          <w:szCs w:val="14"/>
-                        </w:rPr>
-                        <w:t xml:space="preserve"> ethical issues related to developing intelligent based DSS.</w:t>
+                        <w:t>Explore ethical issues related to developing intelligent based DSS.</w:t>
                       </w:r>
                     </w:p>
                     <w:p/>
@@ -4250,29 +4210,7 @@
           <w:szCs w:val="24"/>
           <w:lang w:eastAsia="en-US"/>
         </w:rPr>
-        <w:t xml:space="preserve"> The team decided to construct the core decision support logic utilizing deterministic conditional threshold models and visual decision trees within the </w:t>
-      </w:r>
-      <w:proofErr w:type="gramStart"/>
-      <w:r>
-        <w:rPr>
-          <w:rFonts w:ascii="Times New Roman" w:eastAsia="Times New Roman" w:hAnsi="Times New Roman" w:cs="Times New Roman"/>
-          <w:color w:val="auto"/>
-          <w:sz w:val="24"/>
-          <w:szCs w:val="24"/>
-          <w:lang w:eastAsia="en-US"/>
-        </w:rPr>
-        <w:t>Orange</w:t>
-      </w:r>
-      <w:proofErr w:type="gramEnd"/>
-      <w:r>
-        <w:rPr>
-          <w:rFonts w:ascii="Times New Roman" w:eastAsia="Times New Roman" w:hAnsi="Times New Roman" w:cs="Times New Roman"/>
-          <w:color w:val="auto"/>
-          <w:sz w:val="24"/>
-          <w:szCs w:val="24"/>
-          <w:lang w:eastAsia="en-US"/>
-        </w:rPr>
-        <w:t xml:space="preserve"> software suite rather than an advanced predictive machine learning algorithm. </w:t>
+        <w:t xml:space="preserve"> The team decided to construct the core decision support logic utilizing deterministic conditional threshold models and visual decision trees within the Orange software suite rather than an advanced predictive machine learning algorithm. </w:t>
       </w:r>
     </w:p>
     <w:p>
@@ -4553,29 +4491,7 @@
           <w:szCs w:val="24"/>
           <w:lang w:eastAsia="en-US"/>
         </w:rPr>
-        <w:t xml:space="preserve">The early system framework focused strictly on evaluating overall final exam performance. Testing revealed that students with excellent initial exam metrics who suddenly ceased attending class went completely unflagged until it was too late for preventive intervention. A related issue surfaced later during </w:t>
-      </w:r>
-      <w:proofErr w:type="gramStart"/>
-      <w:r>
-        <w:rPr>
-          <w:rFonts w:ascii="Times New Roman" w:eastAsia="Times New Roman" w:hAnsi="Times New Roman" w:cs="Times New Roman"/>
-          <w:color w:val="auto"/>
-          <w:sz w:val="24"/>
-          <w:szCs w:val="24"/>
-          <w:lang w:eastAsia="en-US"/>
-        </w:rPr>
-        <w:t>Orange</w:t>
-      </w:r>
-      <w:proofErr w:type="gramEnd"/>
-      <w:r>
-        <w:rPr>
-          <w:rFonts w:ascii="Times New Roman" w:eastAsia="Times New Roman" w:hAnsi="Times New Roman" w:cs="Times New Roman"/>
-          <w:color w:val="auto"/>
-          <w:sz w:val="24"/>
-          <w:szCs w:val="24"/>
-          <w:lang w:eastAsia="en-US"/>
-        </w:rPr>
-        <w:t xml:space="preserve"> model testing: a decision tree trained on data that included two pre-computed status columns returned a perfect </w:t>
+        <w:t xml:space="preserve">The early system framework focused strictly on evaluating overall final exam performance. Testing revealed that students with excellent initial exam metrics who suddenly ceased attending class went completely unflagged until it was too late for preventive intervention. A related issue surfaced later during Orange model testing: a decision tree trained on data that included two pre-computed status columns returned a perfect </w:t>
       </w:r>
       <w:r>
         <w:rPr>
@@ -4857,17 +4773,7 @@
           <w:szCs w:val="24"/>
           <w:lang w:eastAsia="en-US"/>
         </w:rPr>
-        <w:t xml:space="preserve"> </w:t>
-      </w:r>
-      <w:r>
-        <w:rPr>
-          <w:rFonts w:ascii="Times New Roman" w:eastAsia="Times New Roman" w:hAnsi="Times New Roman" w:cs="Times New Roman"/>
-          <w:color w:val="auto"/>
-          <w:sz w:val="24"/>
-          <w:szCs w:val="24"/>
-          <w:lang w:eastAsia="en-US"/>
-        </w:rPr>
-        <w:t>(Team Leader):</w:t>
+        <w:t xml:space="preserve"> (Team Leader):</w:t>
       </w:r>
       <w:r>
         <w:rPr>
@@ -4936,7 +4842,6 @@
           <w:ilvl w:val="0"/>
           <w:numId w:val="28"/>
         </w:numPr>
-        <w:cnfStyle w:val="001000100000" w:firstRow="0" w:lastRow="0" w:firstColumn="1" w:lastColumn="0" w:oddVBand="0" w:evenVBand="0" w:oddHBand="1" w:evenHBand="0" w:firstRowFirstColumn="0" w:firstRowLastColumn="0" w:lastRowFirstColumn="0" w:lastRowLastColumn="0"/>
         <w:rPr>
           <w:rFonts w:ascii="Times New Roman" w:eastAsia="Times New Roman" w:hAnsi="Times New Roman" w:cs="Times New Roman"/>
           <w:color w:val="auto"/>
@@ -4984,7 +4889,6 @@
           <w:lang w:eastAsia="en-US"/>
         </w:rPr>
       </w:pPr>
-      <w:proofErr w:type="spellStart"/>
       <w:r>
         <w:rPr>
           <w:rFonts w:ascii="Times New Roman" w:eastAsia="Times New Roman" w:hAnsi="Times New Roman" w:cs="Times New Roman"/>
@@ -4997,7 +4901,6 @@
         </w:rPr>
         <w:t>RashedSalim</w:t>
       </w:r>
-      <w:proofErr w:type="spellEnd"/>
       <w:r>
         <w:rPr>
           <w:rFonts w:ascii="Times New Roman" w:eastAsia="Times New Roman" w:hAnsi="Times New Roman" w:cs="Times New Roman"/>
@@ -5184,9 +5087,49 @@
           <w:szCs w:val="24"/>
         </w:rPr>
       </w:pPr>
+      <w:r>
+        <w:rPr>
+          <w:noProof/>
+        </w:rPr>
+        <w:drawing>
+          <wp:inline distT="0" distB="0" distL="0" distR="0" wp14:anchorId="101E4D89" wp14:editId="0E0EC64B">
+            <wp:extent cx="5349240" cy="3009265"/>
+            <wp:effectExtent l="0" t="0" r="3810" b="635"/>
+            <wp:docPr id="333115109" name="Picture 1"/>
+            <wp:cNvGraphicFramePr>
+              <a:graphicFrameLocks xmlns:a="http://schemas.openxmlformats.org/drawingml/2006/main" noChangeAspect="1"/>
+            </wp:cNvGraphicFramePr>
+            <a:graphic xmlns:a="http://schemas.openxmlformats.org/drawingml/2006/main">
+              <a:graphicData uri="http://schemas.openxmlformats.org/drawingml/2006/picture">
+                <pic:pic xmlns:pic="http://schemas.openxmlformats.org/drawingml/2006/picture">
+                  <pic:nvPicPr>
+                    <pic:cNvPr id="333115109" name=""/>
+                    <pic:cNvPicPr/>
+                  </pic:nvPicPr>
+                  <pic:blipFill>
+                    <a:blip r:embed="rId13"/>
+                    <a:stretch>
+                      <a:fillRect/>
+                    </a:stretch>
+                  </pic:blipFill>
+                  <pic:spPr>
+                    <a:xfrm>
+                      <a:off x="0" y="0"/>
+                      <a:ext cx="5349240" cy="3009265"/>
+                    </a:xfrm>
+                    <a:prstGeom prst="rect">
+                      <a:avLst/>
+                    </a:prstGeom>
+                  </pic:spPr>
+                </pic:pic>
+              </a:graphicData>
+            </a:graphic>
+          </wp:inline>
+        </w:drawing>
+      </w:r>
     </w:p>
     <w:sectPr>
-      <w:headerReference w:type="default" r:id="rId13"/>
+      <w:headerReference w:type="default" r:id="rId14"/>
       <w:pgSz w:w="12240" w:h="15840" w:code="1"/>
       <w:pgMar w:top="1080" w:right="720" w:bottom="2160" w:left="3096" w:header="1080" w:footer="720" w:gutter="0"/>
       <w:pgNumType w:start="1"/>
@@ -11038,7 +10981,9 @@
     <w:rsid w:val="00C77297"/>
     <w:rsid w:val="00CC6F9F"/>
     <w:rsid w:val="00D248BA"/>
+    <w:rsid w:val="00D26032"/>
     <w:rsid w:val="00D56FB7"/>
+    <w:rsid w:val="00DA0DF3"/>
     <w:rsid w:val="00E552F8"/>
     <w:rsid w:val="00F83458"/>
   </w:rsids>
